--- a/docs/hub/estate/Faculty of Health and Education/Deans Office/Council and Senate/Awarding Gap Paper/Deans thing v2.docx
+++ b/docs/hub/estate/Faculty of Health and Education/Deans Office/Council and Senate/Awarding Gap Paper/Deans thing v2.docx
@@ -238,19 +238,19 @@
     <w:p>
       <w:r>
         <w:rPr/>
-        <w:t>The gap in good honours between Elf and Dwarf graduates in the Faculty stands at 27.9 percentage points. This is a matter of real concern to me and to my colleagues.</w:t>
+        <w:t>The gap in good honours between Elf and Dwarf graduates in the Faculty stands at 30.2 percentage points. This is a matter of real concern to me and to my colleagues.</w:t>
       </w:r>
     </w:p>
     <w:p>
       <w:r>
         <w:rPr/>
-        <w:t>Looking across the Faculty, 63.6% of Dwarf graduates in the Faculty achieved a good degree. We believe this is a figure the Faculty can and must improve.</w:t>
+        <w:t>Looking across the Faculty, 54.3% of Dwarf graduates in the Faculty achieved a good degree. We believe this is a figure the Faculty can and must improve.</w:t>
       </w:r>
     </w:p>
     <w:p>
       <w:r>
         <w:rPr/>
-        <w:t>The gap has narrowed over the past three years, which demonstrates that the Faculty's existing efforts are bearing fruit, but there is much more to do.</w:t>
+        <w:t>The gap has narrowed steadily, year on year, which demonstrates that the Faculty's existing efforts are bearing fruit, but there is much more to do.</w:t>
       </w:r>
     </w:p>
     <w:p>
